--- a/extrakty/doc/TC278WG4/extract_21219-16_(2020).docx
+++ b/extrakty/doc/TC278WG4/extract_21219-16_(2020).docx
@@ -1025,69 +1025,6 @@
     </w:p>
     <w:p>
       <w:pPr>
-        <w:spacing w:before="100" w:beforeAutospacing="1" w:after="0"/>
-        <w:rPr>
-          <w:noProof/>
-          <w:lang w:val="en-US" w:eastAsia="en-US" w:bidi="ar-SA"/>
-        </w:rPr>
-      </w:pPr>
-      <w:r>
-        <w:rPr>
-          <w:noProof/>
-          <w:lang w:val="en-US" w:eastAsia="en-US" w:bidi="ar-SA"/>
-        </w:rPr>
-        <w:drawing>
-          <wp:inline distT="0" distB="0" distL="0" distR="0" wp14:anchorId="30D6FF18" wp14:editId="43050CF1">
-            <wp:extent cx="6191250" cy="3762375"/>
-            <wp:effectExtent l="0" t="0" r="0" b="0"/>
-            <wp:docPr id="2" name="Picture 13"/>
-            <wp:cNvGraphicFramePr>
-              <a:graphicFrameLocks xmlns:a="http://schemas.openxmlformats.org/drawingml/2006/main" noChangeAspect="1"/>
-            </wp:cNvGraphicFramePr>
-            <a:graphic xmlns:a="http://schemas.openxmlformats.org/drawingml/2006/main">
-              <a:graphicData uri="http://schemas.openxmlformats.org/drawingml/2006/picture">
-                <pic:pic xmlns:pic="http://schemas.openxmlformats.org/drawingml/2006/picture">
-                  <pic:nvPicPr>
-                    <pic:cNvPr id="0" name="Picture 13"/>
-                    <pic:cNvPicPr>
-                      <a:picLocks noChangeAspect="1" noChangeArrowheads="1"/>
-                    </pic:cNvPicPr>
-                  </pic:nvPicPr>
-                  <pic:blipFill>
-                    <a:blip r:embed="rId12">
-                      <a:extLst>
-                        <a:ext uri="{28A0092B-C50C-407E-A947-70E740481C1C}">
-                          <a14:useLocalDpi xmlns:a14="http://schemas.microsoft.com/office/drawing/2010/main" val="0"/>
-                        </a:ext>
-                      </a:extLst>
-                    </a:blip>
-                    <a:srcRect/>
-                    <a:stretch>
-                      <a:fillRect/>
-                    </a:stretch>
-                  </pic:blipFill>
-                  <pic:spPr bwMode="auto">
-                    <a:xfrm>
-                      <a:off x="0" y="0"/>
-                      <a:ext cx="6191250" cy="3762375"/>
-                    </a:xfrm>
-                    <a:prstGeom prst="rect">
-                      <a:avLst/>
-                    </a:prstGeom>
-                    <a:noFill/>
-                    <a:ln>
-                      <a:noFill/>
-                    </a:ln>
-                  </pic:spPr>
-                </pic:pic>
-              </a:graphicData>
-            </a:graphic>
-          </wp:inline>
-        </w:drawing>
-      </w:r>
-    </w:p>
-    <w:p>
-      <w:pPr>
         <w:pStyle w:val="Heading1"/>
       </w:pPr>
       <w:r>
@@ -5511,11 +5448,6 @@
       </w:r>
     </w:p>
     <w:p>
-      <w:r>
-        <w:t xml:space="preserve">```xml</w:t>
-      </w:r>
-    </w:p>
-    <w:p>
       <w:pPr>
         <w:pStyle w:val="Example"/>
         <w:pBdr>
@@ -5978,24 +5910,6 @@
           <w:color w:val="000000"/>
         </w:rPr>
         <w:t> </w:t>
-      </w:r>
-    </w:p>
-    <w:p>
-      <w:pPr>
-        <w:pStyle w:val="Example"/>
-        <w:pBdr>
-          <w:top w:val="single" w:sz="4" w:space="1" w:color="auto"/>
-          <w:left w:val="single" w:sz="4" w:space="4" w:color="auto"/>
-          <w:bottom w:val="single" w:sz="4" w:space="1" w:color="auto"/>
-          <w:right w:val="single" w:sz="4" w:space="4" w:color="auto"/>
-        </w:pBdr>
-      </w:pPr>
-      <w:r>
-        <w:rPr>
-          <w:rFonts w:ascii="Courier New" w:hAnsi="Courier New" w:cs="Courier New"/>
-          <w:color w:val="000000"/>
-        </w:rPr>
-        <w:t xml:space="preserve">```</w:t>
       </w:r>
     </w:p>
     <w:p>

--- a/extrakty/doc/TC278WG4/extract_21219-16_(2020).docx
+++ b/extrakty/doc/TC278WG4/extract_21219-16_(2020).docx
@@ -1143,18 +1143,11 @@
             <w:pPr>
               <w:spacing w:after="0"/>
             </w:pPr>
-            <w:ins w:id="51" w:author="Petr Bureš" w:date="2020-01-23T10:56:00Z">
-              <w:r>
-                <w:t>Co s</w:t>
-              </w:r>
-            </w:ins>
+            <w:r>
+              <w:t>Co s</w:t>
+            </w:r>
             <w:commentRangeStart w:id="52"/>
             <w:commentRangeStart w:id="53"/>
-            <w:del w:id="54" w:author="Petr Bureš" w:date="2020-01-23T10:56:00Z">
-              <w:r>
-                <w:delText>S</w:delText>
-              </w:r>
-            </w:del>
             <w:r>
               <w:t>truktura specifikuje</w:t>
             </w:r>
@@ -1449,11 +1442,6 @@
             <w:r>
               <w:t>oblast</w:t>
             </w:r>
-            <w:del w:id="77" w:author="Petr Bureš" w:date="2020-01-23T10:58:00Z">
-              <w:r>
-                <w:delText>!</w:delText>
-              </w:r>
-            </w:del>
             <w:r>
               <w:t xml:space="preserve"> </w:t>
             </w:r>
@@ -1669,11 +1657,9 @@
             <w:r>
               <w:t xml:space="preserve">Vjezd na </w:t>
             </w:r>
-            <w:ins w:id="80" w:author="Petr Bureš" w:date="2020-01-23T10:58:00Z">
-              <w:r>
-                <w:t xml:space="preserve">čerpací </w:t>
-              </w:r>
-            </w:ins>
+            <w:r>
+              <w:t xml:space="preserve">čerpací </w:t>
+            </w:r>
             <w:r>
               <w:t>stanici</w:t>
             </w:r>
@@ -1745,11 +1731,9 @@
             <w:r>
               <w:t xml:space="preserve">poloha na </w:t>
             </w:r>
-            <w:ins w:id="83" w:author="Petr Bureš" w:date="2020-01-23T10:58:00Z">
-              <w:r>
-                <w:t xml:space="preserve">čerpací </w:t>
-              </w:r>
-            </w:ins>
+            <w:r>
+              <w:t xml:space="preserve">čerpací </w:t>
+            </w:r>
             <w:r>
               <w:t>stanice</w:t>
             </w:r>
@@ -1866,19 +1850,12 @@
             <w:r>
               <w:t>Výjezd z</w:t>
             </w:r>
-            <w:del w:id="84" w:author="Petr Bureš" w:date="2020-01-23T10:58:00Z">
-              <w:r>
-                <w:delText>e</w:delText>
-              </w:r>
-            </w:del>
             <w:r>
               <w:t xml:space="preserve"> </w:t>
             </w:r>
-            <w:ins w:id="85" w:author="Petr Bureš" w:date="2020-01-23T10:58:00Z">
-              <w:r>
-                <w:t xml:space="preserve">čerpací </w:t>
-              </w:r>
-            </w:ins>
+            <w:r>
+              <w:t xml:space="preserve">čerpací </w:t>
+            </w:r>
             <w:commentRangeStart w:id="86"/>
             <w:commentRangeStart w:id="87"/>
             <w:r>
@@ -2067,28 +2044,15 @@
             <w:r>
               <w:t xml:space="preserve">Minimální a maximální možné </w:t>
             </w:r>
-            <w:del w:id="94" w:author="Petr Bureš" w:date="2020-01-23T11:01:00Z">
-              <w:r>
-                <w:delText>čerpan</w:delText>
-              </w:r>
-              <w:r>
-                <w:delText>í</w:delText>
-              </w:r>
-              <w:r>
-                <w:delText xml:space="preserve"> </w:delText>
-              </w:r>
-            </w:del>
-            <w:ins w:id="95" w:author="Petr Bureš" w:date="2020-01-23T11:01:00Z">
-              <w:r>
-                <w:t>čerp</w:t>
-              </w:r>
-              <w:r>
-                <w:t>á</w:t>
-              </w:r>
-              <w:r>
-                <w:t xml:space="preserve">ní </w:t>
-              </w:r>
-            </w:ins>
+            <w:r>
+              <w:t>čerp</w:t>
+            </w:r>
+            <w:r>
+              <w:t>á</w:t>
+            </w:r>
+            <w:r>
+              <w:t xml:space="preserve">ní </w:t>
+            </w:r>
             <w:r>
               <w:t>množství paliva</w:t>
             </w:r>
@@ -2333,11 +2297,9 @@
             <w:r>
               <w:t xml:space="preserve">na </w:t>
             </w:r>
-            <w:ins w:id="96" w:author="Petr Bureš" w:date="2020-01-23T11:02:00Z">
-              <w:r>
-                <w:t xml:space="preserve">čerpací </w:t>
-              </w:r>
-            </w:ins>
+            <w:r>
+              <w:t xml:space="preserve">čerpací </w:t>
+            </w:r>
             <w:r>
               <w:t>stanici</w:t>
             </w:r>
@@ -2453,11 +2415,9 @@
             <w:r>
               <w:t xml:space="preserve">druhy paliva, ceny a značka paliva a subjektivní cenové hodnocení této </w:t>
             </w:r>
-            <w:ins w:id="97" w:author="Petr Bureš" w:date="2020-01-23T11:02:00Z">
-              <w:r>
-                <w:t xml:space="preserve">čerpací </w:t>
-              </w:r>
-            </w:ins>
+            <w:r>
+              <w:t xml:space="preserve">čerpací </w:t>
+            </w:r>
             <w:r>
               <w:t>stanice</w:t>
             </w:r>
@@ -2511,11 +2471,9 @@
             <w:r>
               <w:t xml:space="preserve">mapové referenční informace o poloze </w:t>
             </w:r>
-            <w:ins w:id="98" w:author="Petr Bureš" w:date="2020-01-23T11:02:00Z">
-              <w:r>
-                <w:t xml:space="preserve">čerpací </w:t>
-              </w:r>
-            </w:ins>
+            <w:r>
+              <w:t xml:space="preserve">čerpací </w:t>
+            </w:r>
             <w:r>
               <w:t>stanice</w:t>
             </w:r>
@@ -2578,11 +2536,9 @@
             <w:r>
               <w:t xml:space="preserve">umístění pro jednotlivou </w:t>
             </w:r>
-            <w:ins w:id="99" w:author="Petr Bureš" w:date="2020-01-23T11:02:00Z">
-              <w:r>
-                <w:t xml:space="preserve">čerpací </w:t>
-              </w:r>
-            </w:ins>
+            <w:r>
+              <w:t xml:space="preserve">čerpací </w:t>
+            </w:r>
             <w:r>
               <w:t>stanici podél dané RoadLocation, určené jako offset od začátku této RoadLocation</w:t>
             </w:r>
@@ -3380,13 +3336,6 @@
         <w:gridCol w:w="2954"/>
         <w:gridCol w:w="3827"/>
         <w:gridCol w:w="2279"/>
-        <w:tblGridChange w:id="100">
-          <w:tblGrid>
-            <w:gridCol w:w="2954"/>
-            <w:gridCol w:w="3686"/>
-            <w:gridCol w:w="2420"/>
-          </w:tblGrid>
-        </w:tblGridChange>
       </w:tblGrid>
       <w:tr>
         <w:tblPrEx>
@@ -3394,22 +3343,9 @@
           <w:tblInd w:w="131" w:type="dxa"/>
           <w:tblLayout w:type="fixed"/>
           <w:tblLook w:val="0000" w:firstRow="0" w:lastRow="0" w:firstColumn="0" w:lastColumn="0" w:noHBand="0" w:noVBand="0"/>
-          <w:tblPrExChange w:id="101" w:author="Petr Bureš" w:date="2020-01-23T11:03:00Z">
-            <w:tblPrEx>
-              <w:tblW w:w="0" w:type="auto"/>
-              <w:tblInd w:w="131" w:type="dxa"/>
-              <w:tblLayout w:type="fixed"/>
-              <w:tblLook w:val="0000" w:firstRow="0" w:lastRow="0" w:firstColumn="0" w:lastColumn="0" w:noHBand="0" w:noVBand="0"/>
-            </w:tblPrEx>
-          </w:tblPrExChange>
         </w:tblPrEx>
         <w:trPr>
           <w:tblHeader/>
-          <w:trPrChange w:id="102" w:author="Petr Bureš" w:date="2020-01-23T11:03:00Z">
-            <w:trPr>
-              <w:tblHeader/>
-            </w:trPr>
-          </w:trPrChange>
         </w:trPr>
         <w:tc>
           <w:tcPr>
@@ -3421,18 +3357,6 @@
               <w:right w:val="single" w:sz="4" w:space="0" w:color="000000"/>
             </w:tcBorders>
             <w:shd w:val="clear" w:color="auto" w:fill="auto"/>
-            <w:tcPrChange w:id="103" w:author="Petr Bureš" w:date="2020-01-23T11:03:00Z">
-              <w:tcPr>
-                <w:tcW w:w="2954" w:type="dxa"/>
-                <w:tcBorders>
-                  <w:top w:val="single" w:sz="4" w:space="0" w:color="auto"/>
-                  <w:left w:val="single" w:sz="4" w:space="0" w:color="000000"/>
-                  <w:bottom w:val="single" w:sz="4" w:space="0" w:color="000000"/>
-                  <w:right w:val="single" w:sz="4" w:space="0" w:color="000000"/>
-                </w:tcBorders>
-                <w:shd w:val="clear" w:color="auto" w:fill="auto"/>
-              </w:tcPr>
-            </w:tcPrChange>
           </w:tcPr>
           <w:p>
             <w:pPr>
@@ -3465,18 +3389,6 @@
               <w:right w:val="single" w:sz="4" w:space="0" w:color="000000"/>
             </w:tcBorders>
             <w:shd w:val="clear" w:color="auto" w:fill="auto"/>
-            <w:tcPrChange w:id="104" w:author="Petr Bureš" w:date="2020-01-23T11:03:00Z">
-              <w:tcPr>
-                <w:tcW w:w="3686" w:type="dxa"/>
-                <w:tcBorders>
-                  <w:top w:val="single" w:sz="4" w:space="0" w:color="auto"/>
-                  <w:left w:val="single" w:sz="4" w:space="0" w:color="000000"/>
-                  <w:bottom w:val="single" w:sz="4" w:space="0" w:color="000000"/>
-                  <w:right w:val="single" w:sz="4" w:space="0" w:color="000000"/>
-                </w:tcBorders>
-                <w:shd w:val="clear" w:color="auto" w:fill="auto"/>
-              </w:tcPr>
-            </w:tcPrChange>
           </w:tcPr>
           <w:p>
             <w:pPr>
@@ -3509,18 +3421,6 @@
               <w:right w:val="single" w:sz="4" w:space="0" w:color="000000"/>
             </w:tcBorders>
             <w:shd w:val="clear" w:color="auto" w:fill="auto"/>
-            <w:tcPrChange w:id="105" w:author="Petr Bureš" w:date="2020-01-23T11:03:00Z">
-              <w:tcPr>
-                <w:tcW w:w="2420" w:type="dxa"/>
-                <w:tcBorders>
-                  <w:top w:val="single" w:sz="4" w:space="0" w:color="auto"/>
-                  <w:left w:val="single" w:sz="4" w:space="0" w:color="000000"/>
-                  <w:bottom w:val="single" w:sz="4" w:space="0" w:color="000000"/>
-                  <w:right w:val="single" w:sz="4" w:space="0" w:color="000000"/>
-                </w:tcBorders>
-                <w:shd w:val="clear" w:color="auto" w:fill="auto"/>
-              </w:tcPr>
-            </w:tcPrChange>
           </w:tcPr>
           <w:p>
             <w:pPr>
@@ -3541,14 +3441,6 @@
           <w:tblInd w:w="131" w:type="dxa"/>
           <w:tblLayout w:type="fixed"/>
           <w:tblLook w:val="0000" w:firstRow="0" w:lastRow="0" w:firstColumn="0" w:lastColumn="0" w:noHBand="0" w:noVBand="0"/>
-          <w:tblPrExChange w:id="106" w:author="Petr Bureš" w:date="2020-01-23T11:03:00Z">
-            <w:tblPrEx>
-              <w:tblW w:w="0" w:type="auto"/>
-              <w:tblInd w:w="131" w:type="dxa"/>
-              <w:tblLayout w:type="fixed"/>
-              <w:tblLook w:val="0000" w:firstRow="0" w:lastRow="0" w:firstColumn="0" w:lastColumn="0" w:noHBand="0" w:noVBand="0"/>
-            </w:tblPrEx>
-          </w:tblPrExChange>
         </w:tblPrEx>
         <w:tc>
           <w:tcPr>
@@ -3560,18 +3452,6 @@
               <w:right w:val="single" w:sz="4" w:space="0" w:color="000000"/>
             </w:tcBorders>
             <w:shd w:val="clear" w:color="auto" w:fill="auto"/>
-            <w:tcPrChange w:id="107" w:author="Petr Bureš" w:date="2020-01-23T11:03:00Z">
-              <w:tcPr>
-                <w:tcW w:w="2954" w:type="dxa"/>
-                <w:tcBorders>
-                  <w:top w:val="single" w:sz="4" w:space="0" w:color="000000"/>
-                  <w:left w:val="single" w:sz="4" w:space="0" w:color="000000"/>
-                  <w:bottom w:val="single" w:sz="4" w:space="0" w:color="000000"/>
-                  <w:right w:val="single" w:sz="4" w:space="0" w:color="000000"/>
-                </w:tcBorders>
-                <w:shd w:val="clear" w:color="auto" w:fill="auto"/>
-              </w:tcPr>
-            </w:tcPrChange>
           </w:tcPr>
           <w:p>
             <w:pPr>
@@ -3592,18 +3472,6 @@
               <w:right w:val="single" w:sz="4" w:space="0" w:color="000000"/>
             </w:tcBorders>
             <w:shd w:val="clear" w:color="auto" w:fill="auto"/>
-            <w:tcPrChange w:id="108" w:author="Petr Bureš" w:date="2020-01-23T11:03:00Z">
-              <w:tcPr>
-                <w:tcW w:w="3686" w:type="dxa"/>
-                <w:tcBorders>
-                  <w:top w:val="single" w:sz="4" w:space="0" w:color="000000"/>
-                  <w:left w:val="single" w:sz="4" w:space="0" w:color="000000"/>
-                  <w:bottom w:val="single" w:sz="4" w:space="0" w:color="000000"/>
-                  <w:right w:val="single" w:sz="4" w:space="0" w:color="000000"/>
-                </w:tcBorders>
-                <w:shd w:val="clear" w:color="auto" w:fill="auto"/>
-              </w:tcPr>
-            </w:tcPrChange>
           </w:tcPr>
           <w:p>
             <w:pPr>
@@ -3624,18 +3492,6 @@
               <w:right w:val="single" w:sz="4" w:space="0" w:color="000000"/>
             </w:tcBorders>
             <w:shd w:val="clear" w:color="auto" w:fill="auto"/>
-            <w:tcPrChange w:id="109" w:author="Petr Bureš" w:date="2020-01-23T11:03:00Z">
-              <w:tcPr>
-                <w:tcW w:w="2420" w:type="dxa"/>
-                <w:tcBorders>
-                  <w:top w:val="single" w:sz="4" w:space="0" w:color="000000"/>
-                  <w:left w:val="single" w:sz="4" w:space="0" w:color="000000"/>
-                  <w:bottom w:val="single" w:sz="4" w:space="0" w:color="000000"/>
-                  <w:right w:val="single" w:sz="4" w:space="0" w:color="000000"/>
-                </w:tcBorders>
-                <w:shd w:val="clear" w:color="auto" w:fill="auto"/>
-              </w:tcPr>
-            </w:tcPrChange>
           </w:tcPr>
           <w:p>
             <w:pPr>
@@ -3674,14 +3530,6 @@
           <w:tblInd w:w="131" w:type="dxa"/>
           <w:tblLayout w:type="fixed"/>
           <w:tblLook w:val="0000" w:firstRow="0" w:lastRow="0" w:firstColumn="0" w:lastColumn="0" w:noHBand="0" w:noVBand="0"/>
-          <w:tblPrExChange w:id="110" w:author="Petr Bureš" w:date="2020-01-23T11:03:00Z">
-            <w:tblPrEx>
-              <w:tblW w:w="0" w:type="auto"/>
-              <w:tblInd w:w="131" w:type="dxa"/>
-              <w:tblLayout w:type="fixed"/>
-              <w:tblLook w:val="0000" w:firstRow="0" w:lastRow="0" w:firstColumn="0" w:lastColumn="0" w:noHBand="0" w:noVBand="0"/>
-            </w:tblPrEx>
-          </w:tblPrExChange>
         </w:tblPrEx>
         <w:tc>
           <w:tcPr>
@@ -3693,18 +3541,6 @@
               <w:right w:val="single" w:sz="4" w:space="0" w:color="000000"/>
             </w:tcBorders>
             <w:shd w:val="clear" w:color="auto" w:fill="auto"/>
-            <w:tcPrChange w:id="111" w:author="Petr Bureš" w:date="2020-01-23T11:03:00Z">
-              <w:tcPr>
-                <w:tcW w:w="2954" w:type="dxa"/>
-                <w:tcBorders>
-                  <w:top w:val="single" w:sz="4" w:space="0" w:color="000000"/>
-                  <w:left w:val="single" w:sz="4" w:space="0" w:color="000000"/>
-                  <w:bottom w:val="single" w:sz="4" w:space="0" w:color="000000"/>
-                  <w:right w:val="single" w:sz="4" w:space="0" w:color="000000"/>
-                </w:tcBorders>
-                <w:shd w:val="clear" w:color="auto" w:fill="auto"/>
-              </w:tcPr>
-            </w:tcPrChange>
           </w:tcPr>
           <w:p>
             <w:pPr>
@@ -3725,18 +3561,6 @@
               <w:right w:val="single" w:sz="4" w:space="0" w:color="000000"/>
             </w:tcBorders>
             <w:shd w:val="clear" w:color="auto" w:fill="auto"/>
-            <w:tcPrChange w:id="112" w:author="Petr Bureš" w:date="2020-01-23T11:03:00Z">
-              <w:tcPr>
-                <w:tcW w:w="3686" w:type="dxa"/>
-                <w:tcBorders>
-                  <w:top w:val="single" w:sz="4" w:space="0" w:color="000000"/>
-                  <w:left w:val="single" w:sz="4" w:space="0" w:color="000000"/>
-                  <w:bottom w:val="single" w:sz="4" w:space="0" w:color="000000"/>
-                  <w:right w:val="single" w:sz="4" w:space="0" w:color="000000"/>
-                </w:tcBorders>
-                <w:shd w:val="clear" w:color="auto" w:fill="auto"/>
-              </w:tcPr>
-            </w:tcPrChange>
           </w:tcPr>
           <w:p>
             <w:pPr>
@@ -3757,18 +3581,6 @@
               <w:right w:val="single" w:sz="4" w:space="0" w:color="000000"/>
             </w:tcBorders>
             <w:shd w:val="clear" w:color="auto" w:fill="auto"/>
-            <w:tcPrChange w:id="113" w:author="Petr Bureš" w:date="2020-01-23T11:03:00Z">
-              <w:tcPr>
-                <w:tcW w:w="2420" w:type="dxa"/>
-                <w:tcBorders>
-                  <w:top w:val="single" w:sz="4" w:space="0" w:color="000000"/>
-                  <w:left w:val="single" w:sz="4" w:space="0" w:color="000000"/>
-                  <w:bottom w:val="single" w:sz="4" w:space="0" w:color="000000"/>
-                  <w:right w:val="single" w:sz="4" w:space="0" w:color="000000"/>
-                </w:tcBorders>
-                <w:shd w:val="clear" w:color="auto" w:fill="auto"/>
-              </w:tcPr>
-            </w:tcPrChange>
           </w:tcPr>
           <w:p>
             <w:pPr>
@@ -3807,14 +3619,6 @@
           <w:tblInd w:w="131" w:type="dxa"/>
           <w:tblLayout w:type="fixed"/>
           <w:tblLook w:val="0000" w:firstRow="0" w:lastRow="0" w:firstColumn="0" w:lastColumn="0" w:noHBand="0" w:noVBand="0"/>
-          <w:tblPrExChange w:id="114" w:author="Petr Bureš" w:date="2020-01-23T11:03:00Z">
-            <w:tblPrEx>
-              <w:tblW w:w="0" w:type="auto"/>
-              <w:tblInd w:w="131" w:type="dxa"/>
-              <w:tblLayout w:type="fixed"/>
-              <w:tblLook w:val="0000" w:firstRow="0" w:lastRow="0" w:firstColumn="0" w:lastColumn="0" w:noHBand="0" w:noVBand="0"/>
-            </w:tblPrEx>
-          </w:tblPrExChange>
         </w:tblPrEx>
         <w:tc>
           <w:tcPr>
@@ -3826,18 +3630,6 @@
               <w:right w:val="single" w:sz="4" w:space="0" w:color="000000"/>
             </w:tcBorders>
             <w:shd w:val="clear" w:color="auto" w:fill="auto"/>
-            <w:tcPrChange w:id="115" w:author="Petr Bureš" w:date="2020-01-23T11:03:00Z">
-              <w:tcPr>
-                <w:tcW w:w="2954" w:type="dxa"/>
-                <w:tcBorders>
-                  <w:top w:val="single" w:sz="4" w:space="0" w:color="000000"/>
-                  <w:left w:val="single" w:sz="4" w:space="0" w:color="000000"/>
-                  <w:bottom w:val="single" w:sz="4" w:space="0" w:color="000000"/>
-                  <w:right w:val="single" w:sz="4" w:space="0" w:color="000000"/>
-                </w:tcBorders>
-                <w:shd w:val="clear" w:color="auto" w:fill="auto"/>
-              </w:tcPr>
-            </w:tcPrChange>
           </w:tcPr>
           <w:p>
             <w:pPr>
@@ -3858,18 +3650,6 @@
               <w:right w:val="single" w:sz="4" w:space="0" w:color="000000"/>
             </w:tcBorders>
             <w:shd w:val="clear" w:color="auto" w:fill="auto"/>
-            <w:tcPrChange w:id="116" w:author="Petr Bureš" w:date="2020-01-23T11:03:00Z">
-              <w:tcPr>
-                <w:tcW w:w="3686" w:type="dxa"/>
-                <w:tcBorders>
-                  <w:top w:val="single" w:sz="4" w:space="0" w:color="000000"/>
-                  <w:left w:val="single" w:sz="4" w:space="0" w:color="000000"/>
-                  <w:bottom w:val="single" w:sz="4" w:space="0" w:color="000000"/>
-                  <w:right w:val="single" w:sz="4" w:space="0" w:color="000000"/>
-                </w:tcBorders>
-                <w:shd w:val="clear" w:color="auto" w:fill="auto"/>
-              </w:tcPr>
-            </w:tcPrChange>
           </w:tcPr>
           <w:p>
             <w:pPr>
@@ -3890,18 +3670,6 @@
               <w:right w:val="single" w:sz="4" w:space="0" w:color="000000"/>
             </w:tcBorders>
             <w:shd w:val="clear" w:color="auto" w:fill="auto"/>
-            <w:tcPrChange w:id="117" w:author="Petr Bureš" w:date="2020-01-23T11:03:00Z">
-              <w:tcPr>
-                <w:tcW w:w="2420" w:type="dxa"/>
-                <w:tcBorders>
-                  <w:top w:val="single" w:sz="4" w:space="0" w:color="000000"/>
-                  <w:left w:val="single" w:sz="4" w:space="0" w:color="000000"/>
-                  <w:bottom w:val="single" w:sz="4" w:space="0" w:color="000000"/>
-                  <w:right w:val="single" w:sz="4" w:space="0" w:color="000000"/>
-                </w:tcBorders>
-                <w:shd w:val="clear" w:color="auto" w:fill="auto"/>
-              </w:tcPr>
-            </w:tcPrChange>
           </w:tcPr>
           <w:p>
             <w:pPr>
@@ -3928,22 +3696,9 @@
           <w:tblInd w:w="131" w:type="dxa"/>
           <w:tblLayout w:type="fixed"/>
           <w:tblLook w:val="0000" w:firstRow="0" w:lastRow="0" w:firstColumn="0" w:lastColumn="0" w:noHBand="0" w:noVBand="0"/>
-          <w:tblPrExChange w:id="101" w:author="Petr Bureš" w:date="2020-01-23T11:03:00Z">
-            <w:tblPrEx>
-              <w:tblW w:w="0" w:type="auto"/>
-              <w:tblInd w:w="131" w:type="dxa"/>
-              <w:tblLayout w:type="fixed"/>
-              <w:tblLook w:val="0000" w:firstRow="0" w:lastRow="0" w:firstColumn="0" w:lastColumn="0" w:noHBand="0" w:noVBand="0"/>
-            </w:tblPrEx>
-          </w:tblPrExChange>
         </w:tblPrEx>
         <w:trPr>
           <w:tblHeader/>
-          <w:trPrChange w:id="102" w:author="Petr Bureš" w:date="2020-01-23T11:03:00Z">
-            <w:trPr>
-              <w:tblHeader/>
-            </w:trPr>
-          </w:trPrChange>
         </w:trPr>
         <w:tc>
           <w:tcPr>
@@ -3955,18 +3710,6 @@
               <w:right w:val="single" w:sz="4" w:space="0" w:color="000000"/>
             </w:tcBorders>
             <w:shd w:val="clear" w:color="auto" w:fill="auto"/>
-            <w:tcPrChange w:id="103" w:author="Petr Bureš" w:date="2020-01-23T11:03:00Z">
-              <w:tcPr>
-                <w:tcW w:w="2954" w:type="dxa"/>
-                <w:tcBorders>
-                  <w:top w:val="single" w:sz="4" w:space="0" w:color="auto"/>
-                  <w:left w:val="single" w:sz="4" w:space="0" w:color="000000"/>
-                  <w:bottom w:val="single" w:sz="4" w:space="0" w:color="000000"/>
-                  <w:right w:val="single" w:sz="4" w:space="0" w:color="000000"/>
-                </w:tcBorders>
-                <w:shd w:val="clear" w:color="auto" w:fill="auto"/>
-              </w:tcPr>
-            </w:tcPrChange>
           </w:tcPr>
           <w:p>
             <w:pPr>
@@ -3990,18 +3733,6 @@
               <w:right w:val="single" w:sz="4" w:space="0" w:color="000000"/>
             </w:tcBorders>
             <w:shd w:val="clear" w:color="auto" w:fill="auto"/>
-            <w:tcPrChange w:id="104" w:author="Petr Bureš" w:date="2020-01-23T11:03:00Z">
-              <w:tcPr>
-                <w:tcW w:w="3686" w:type="dxa"/>
-                <w:tcBorders>
-                  <w:top w:val="single" w:sz="4" w:space="0" w:color="auto"/>
-                  <w:left w:val="single" w:sz="4" w:space="0" w:color="000000"/>
-                  <w:bottom w:val="single" w:sz="4" w:space="0" w:color="000000"/>
-                  <w:right w:val="single" w:sz="4" w:space="0" w:color="000000"/>
-                </w:tcBorders>
-                <w:shd w:val="clear" w:color="auto" w:fill="auto"/>
-              </w:tcPr>
-            </w:tcPrChange>
           </w:tcPr>
           <w:p>
             <w:pPr>
@@ -4022,18 +3753,6 @@
               <w:right w:val="single" w:sz="4" w:space="0" w:color="000000"/>
             </w:tcBorders>
             <w:shd w:val="clear" w:color="auto" w:fill="auto"/>
-            <w:tcPrChange w:id="105" w:author="Petr Bureš" w:date="2020-01-23T11:03:00Z">
-              <w:tcPr>
-                <w:tcW w:w="2420" w:type="dxa"/>
-                <w:tcBorders>
-                  <w:top w:val="single" w:sz="4" w:space="0" w:color="auto"/>
-                  <w:left w:val="single" w:sz="4" w:space="0" w:color="000000"/>
-                  <w:bottom w:val="single" w:sz="4" w:space="0" w:color="000000"/>
-                  <w:right w:val="single" w:sz="4" w:space="0" w:color="000000"/>
-                </w:tcBorders>
-                <w:shd w:val="clear" w:color="auto" w:fill="auto"/>
-              </w:tcPr>
-            </w:tcPrChange>
           </w:tcPr>
           <w:p>
             <w:pPr>
@@ -4048,22 +3767,9 @@
           <w:tblInd w:w="131" w:type="dxa"/>
           <w:tblLayout w:type="fixed"/>
           <w:tblLook w:val="0000" w:firstRow="0" w:lastRow="0" w:firstColumn="0" w:lastColumn="0" w:noHBand="0" w:noVBand="0"/>
-          <w:tblPrExChange w:id="145" w:author="Petr Bureš" w:date="2020-01-23T11:03:00Z">
-            <w:tblPrEx>
-              <w:tblW w:w="0" w:type="auto"/>
-              <w:tblInd w:w="131" w:type="dxa"/>
-              <w:tblLayout w:type="fixed"/>
-              <w:tblLook w:val="0000" w:firstRow="0" w:lastRow="0" w:firstColumn="0" w:lastColumn="0" w:noHBand="0" w:noVBand="0"/>
-            </w:tblPrEx>
-          </w:tblPrExChange>
         </w:tblPrEx>
         <w:trPr>
           <w:trHeight w:val="70"/>
-          <w:trPrChange w:id="146" w:author="Petr Bureš" w:date="2020-01-23T11:03:00Z">
-            <w:trPr>
-              <w:trHeight w:val="70"/>
-            </w:trPr>
-          </w:trPrChange>
         </w:trPr>
         <w:tc>
           <w:tcPr>
@@ -4075,18 +3781,6 @@
               <w:right w:val="single" w:sz="4" w:space="0" w:color="000000"/>
             </w:tcBorders>
             <w:shd w:val="clear" w:color="auto" w:fill="auto"/>
-            <w:tcPrChange w:id="147" w:author="Petr Bureš" w:date="2020-01-23T11:03:00Z">
-              <w:tcPr>
-                <w:tcW w:w="2954" w:type="dxa"/>
-                <w:tcBorders>
-                  <w:top w:val="single" w:sz="4" w:space="0" w:color="000000"/>
-                  <w:left w:val="single" w:sz="4" w:space="0" w:color="000000"/>
-                  <w:bottom w:val="single" w:sz="4" w:space="0" w:color="000000"/>
-                  <w:right w:val="single" w:sz="4" w:space="0" w:color="000000"/>
-                </w:tcBorders>
-                <w:shd w:val="clear" w:color="auto" w:fill="auto"/>
-              </w:tcPr>
-            </w:tcPrChange>
           </w:tcPr>
           <w:p>
             <w:pPr>
@@ -4107,18 +3801,6 @@
               <w:right w:val="single" w:sz="4" w:space="0" w:color="000000"/>
             </w:tcBorders>
             <w:shd w:val="clear" w:color="auto" w:fill="auto"/>
-            <w:tcPrChange w:id="148" w:author="Petr Bureš" w:date="2020-01-23T11:03:00Z">
-              <w:tcPr>
-                <w:tcW w:w="3686" w:type="dxa"/>
-                <w:tcBorders>
-                  <w:top w:val="single" w:sz="4" w:space="0" w:color="000000"/>
-                  <w:left w:val="single" w:sz="4" w:space="0" w:color="000000"/>
-                  <w:bottom w:val="single" w:sz="4" w:space="0" w:color="000000"/>
-                  <w:right w:val="single" w:sz="4" w:space="0" w:color="000000"/>
-                </w:tcBorders>
-                <w:shd w:val="clear" w:color="auto" w:fill="auto"/>
-              </w:tcPr>
-            </w:tcPrChange>
           </w:tcPr>
           <w:p>
             <w:pPr>
@@ -4148,11 +3830,9 @@
               </w:rPr>
               <w:commentReference w:id="150"/>
             </w:r>
-            <w:ins w:id="151" w:author="Petr Bureš" w:date="2020-01-23T11:04:00Z">
-              <w:r>
-                <w:t xml:space="preserve">jsou </w:t>
-              </w:r>
-            </w:ins>
+            <w:r>
+              <w:t xml:space="preserve">jsou </w:t>
+            </w:r>
             <w:r>
               <w:t>pouze 2</w:t>
             </w:r>
@@ -4168,18 +3848,6 @@
               <w:right w:val="single" w:sz="4" w:space="0" w:color="000000"/>
             </w:tcBorders>
             <w:shd w:val="clear" w:color="auto" w:fill="auto"/>
-            <w:tcPrChange w:id="152" w:author="Petr Bureš" w:date="2020-01-23T11:03:00Z">
-              <w:tcPr>
-                <w:tcW w:w="2420" w:type="dxa"/>
-                <w:tcBorders>
-                  <w:top w:val="single" w:sz="4" w:space="0" w:color="000000"/>
-                  <w:left w:val="single" w:sz="4" w:space="0" w:color="000000"/>
-                  <w:bottom w:val="single" w:sz="4" w:space="0" w:color="000000"/>
-                  <w:right w:val="single" w:sz="4" w:space="0" w:color="000000"/>
-                </w:tcBorders>
-                <w:shd w:val="clear" w:color="auto" w:fill="auto"/>
-              </w:tcPr>
-            </w:tcPrChange>
           </w:tcPr>
           <w:p>
             <w:pPr>

--- a/extrakty/doc/TC278WG4/extract_21219-16_(2020).docx
+++ b/extrakty/doc/TC278WG4/extract_21219-16_(2020).docx
@@ -438,26 +438,8 @@
       <w:r>
         <w:t xml:space="preserve">Tato kapitola </w:t>
       </w:r>
-      <w:commentRangeStart w:id="15"/>
-      <w:commentRangeStart w:id="16"/>
       <w:r>
         <w:t xml:space="preserve">stanovuje </w:t>
-      </w:r>
-      <w:commentRangeEnd w:id="15"/>
-      <w:r>
-        <w:rPr>
-          <w:rStyle w:val="CommentReference"/>
-          <w:rFonts w:cs="Mangal"/>
-        </w:rPr>
-        <w:commentReference w:id="15"/>
-      </w:r>
-      <w:commentRangeEnd w:id="16"/>
-      <w:r>
-        <w:rPr>
-          <w:rStyle w:val="CommentReference"/>
-          <w:rFonts w:cs="Mangal"/>
-        </w:rPr>
-        <w:commentReference w:id="16"/>
       </w:r>
       <w:r>
         <w:t>1</w:t>
@@ -878,7 +860,7 @@
         <w:jc w:val="left"/>
       </w:pPr>
       <w:r>
-        <w:t xml:space="preserve">S ohledem na šířku pásma a rychlou obnovu základních informací umožňuje Aplikace poskytovateli rozčlenit zprávy s rychlou a pomalou obnovou, podle typu obsahu, na  na 6 variant, kdy v „rychlých“ variantách je například informace o ceně PHM, jednoduché poloze (XY souřadnice) a vybavení a v „pomalých“ variantách pak detailní (extra) informace o stanici. Kompletní informace o čerpacích stanicích se pak v přijímači složí postupně pomocí propojovacích klíčů jednotlivých variant.</w:t>
+        <w:t xml:space="preserve">S ohledem na šířku pásma a rychlou obnovu základních informací umožňuje Aplikace poskytovateli rozčlenit zprávy s rychlou a pomalou obnovou, podle typu obsahu, na 6 variant, kdy v „rychlých“ variantách je například informace o ceně PHM, jednoduché poloze (XY souřadnice) a vybavení a v „pomalých“ variantách pak detailní (extra) informace o stanici. Kompletní informace o čerpacích stanicích se pak v přijímači složí postupně pomocí propojovacích klíčů jednotlivých variant.</w:t>
       </w:r>
     </w:p>
     <w:p>
@@ -1056,17 +1038,8 @@
       <w:r>
         <w:t xml:space="preserve">Struktury </w:t>
       </w:r>
-      <w:commentRangeStart w:id="50"/>
       <w:r>
         <w:t xml:space="preserve">zavedené </w:t>
-      </w:r>
-      <w:commentRangeEnd w:id="50"/>
-      <w:r>
-        <w:rPr>
-          <w:rStyle w:val="CommentReference"/>
-          <w:rFonts w:cs="Mangal"/>
-        </w:rPr>
-        <w:commentReference w:id="50"/>
       </w:r>
       <w:r>
         <w:t>v předchozí kapitole jsou zde prezentovány formou tabulek, kde každ</w:t>
@@ -1146,26 +1119,8 @@
             <w:r>
               <w:t>Co s</w:t>
             </w:r>
-            <w:commentRangeStart w:id="52"/>
-            <w:commentRangeStart w:id="53"/>
             <w:r>
               <w:t>truktura specifikuje</w:t>
-            </w:r>
-            <w:commentRangeEnd w:id="52"/>
-            <w:r>
-              <w:rPr>
-                <w:rStyle w:val="CommentReference"/>
-                <w:rFonts w:cs="Mangal"/>
-              </w:rPr>
-              <w:commentReference w:id="52"/>
-            </w:r>
-            <w:commentRangeEnd w:id="53"/>
-            <w:r>
-              <w:rPr>
-                <w:rStyle w:val="CommentReference"/>
-                <w:rFonts w:cs="Mangal"/>
-              </w:rPr>
-              <w:commentReference w:id="53"/>
             </w:r>
           </w:p>
         </w:tc>
@@ -1437,29 +1392,11 @@
             <w:r>
               <w:t xml:space="preserve">Obsah LRC: pouze </w:t>
             </w:r>
-            <w:commentRangeStart w:id="75"/>
-            <w:commentRangeStart w:id="76"/>
             <w:r>
               <w:t>oblast</w:t>
             </w:r>
             <w:r>
               <w:t xml:space="preserve"> </w:t>
-            </w:r>
-            <w:commentRangeEnd w:id="75"/>
-            <w:r>
-              <w:rPr>
-                <w:rStyle w:val="CommentReference"/>
-                <w:rFonts w:cs="Mangal"/>
-              </w:rPr>
-              <w:commentReference w:id="75"/>
-            </w:r>
-            <w:commentRangeEnd w:id="76"/>
-            <w:r>
-              <w:rPr>
-                <w:rStyle w:val="CommentReference"/>
-                <w:rFonts w:cs="Mangal"/>
-              </w:rPr>
-              <w:commentReference w:id="76"/>
             </w:r>
             <w:r>
               <w:t xml:space="preserve">(odkázané do </w:t>
@@ -1652,8 +1589,6 @@
             <w:pPr>
               <w:spacing w:after="0"/>
             </w:pPr>
-            <w:commentRangeStart w:id="78"/>
-            <w:commentRangeStart w:id="79"/>
             <w:r>
               <w:t xml:space="preserve">Vjezd na </w:t>
             </w:r>
@@ -1662,22 +1597,6 @@
             </w:r>
             <w:r>
               <w:t>stanici</w:t>
-            </w:r>
-            <w:commentRangeEnd w:id="78"/>
-            <w:r>
-              <w:rPr>
-                <w:rStyle w:val="CommentReference"/>
-                <w:rFonts w:cs="Mangal"/>
-              </w:rPr>
-              <w:commentReference w:id="78"/>
-            </w:r>
-            <w:commentRangeEnd w:id="79"/>
-            <w:r>
-              <w:rPr>
-                <w:rStyle w:val="CommentReference"/>
-                <w:rFonts w:cs="Mangal"/>
-              </w:rPr>
-              <w:commentReference w:id="79"/>
             </w:r>
             <w:r>
               <w:t xml:space="preserve">, </w:t>
@@ -1726,8 +1645,6 @@
             <w:pPr>
               <w:spacing w:after="0"/>
             </w:pPr>
-            <w:commentRangeStart w:id="81"/>
-            <w:commentRangeStart w:id="82"/>
             <w:r>
               <w:t xml:space="preserve">poloha na </w:t>
             </w:r>
@@ -1736,22 +1653,6 @@
             </w:r>
             <w:r>
               <w:t>stanice</w:t>
-            </w:r>
-            <w:commentRangeEnd w:id="81"/>
-            <w:r>
-              <w:rPr>
-                <w:rStyle w:val="CommentReference"/>
-                <w:rFonts w:cs="Mangal"/>
-              </w:rPr>
-              <w:commentReference w:id="81"/>
-            </w:r>
-            <w:commentRangeEnd w:id="82"/>
-            <w:r>
-              <w:rPr>
-                <w:rStyle w:val="CommentReference"/>
-                <w:rFonts w:cs="Mangal"/>
-              </w:rPr>
-              <w:commentReference w:id="82"/>
             </w:r>
             <w:r>
               <w:t xml:space="preserve">, </w:t>
@@ -1856,26 +1757,8 @@
             <w:r>
               <w:t xml:space="preserve">čerpací </w:t>
             </w:r>
-            <w:commentRangeStart w:id="86"/>
-            <w:commentRangeStart w:id="87"/>
             <w:r>
               <w:t>stanice</w:t>
-            </w:r>
-            <w:commentRangeEnd w:id="86"/>
-            <w:r>
-              <w:rPr>
-                <w:rStyle w:val="CommentReference"/>
-                <w:rFonts w:cs="Mangal"/>
-              </w:rPr>
-              <w:commentReference w:id="86"/>
-            </w:r>
-            <w:commentRangeEnd w:id="87"/>
-            <w:r>
-              <w:rPr>
-                <w:rStyle w:val="CommentReference"/>
-                <w:rFonts w:cs="Mangal"/>
-              </w:rPr>
-              <w:commentReference w:id="87"/>
             </w:r>
             <w:r>
               <w:t xml:space="preserve">, </w:t>
@@ -1970,29 +1853,11 @@
             <w:pPr>
               <w:spacing w:after="0"/>
             </w:pPr>
-            <w:commentRangeStart w:id="92"/>
-            <w:commentRangeStart w:id="93"/>
             <w:r>
               <w:t>Datový typ</w:t>
             </w:r>
             <w:r>
               <w:t xml:space="preserve"> specifikuje</w:t>
-            </w:r>
-            <w:commentRangeEnd w:id="92"/>
-            <w:r>
-              <w:rPr>
-                <w:rStyle w:val="CommentReference"/>
-                <w:rFonts w:cs="Mangal"/>
-              </w:rPr>
-              <w:commentReference w:id="92"/>
-            </w:r>
-            <w:commentRangeEnd w:id="93"/>
-            <w:r>
-              <w:rPr>
-                <w:rStyle w:val="CommentReference"/>
-                <w:rFonts w:cs="Mangal"/>
-              </w:rPr>
-              <w:commentReference w:id="93"/>
             </w:r>
           </w:p>
         </w:tc>
@@ -3809,26 +3674,8 @@
             <w:r>
               <w:t xml:space="preserve">Obchodní značky dalších řetězců/stanic, až 255, </w:t>
             </w:r>
-            <w:commentRangeStart w:id="149"/>
-            <w:commentRangeStart w:id="150"/>
             <w:r>
               <w:t xml:space="preserve">stanovené </w:t>
-            </w:r>
-            <w:commentRangeEnd w:id="149"/>
-            <w:r>
-              <w:rPr>
-                <w:rStyle w:val="CommentReference"/>
-                <w:rFonts w:cs="Mangal"/>
-              </w:rPr>
-              <w:commentReference w:id="149"/>
-            </w:r>
-            <w:commentRangeEnd w:id="150"/>
-            <w:r>
-              <w:rPr>
-                <w:rStyle w:val="CommentReference"/>
-                <w:rFonts w:cs="Mangal"/>
-              </w:rPr>
-              <w:commentReference w:id="150"/>
             </w:r>
             <w:r>
               <w:t xml:space="preserve">jsou </w:t>
@@ -4462,26 +4309,8 @@
       <w:r>
         <w:t xml:space="preserve"> prvk</w:t>
       </w:r>
-      <w:commentRangeStart w:id="158"/>
-      <w:commentRangeStart w:id="159"/>
       <w:r>
         <w:t xml:space="preserve">ů </w:t>
-      </w:r>
-      <w:commentRangeEnd w:id="158"/>
-      <w:r>
-        <w:rPr>
-          <w:rStyle w:val="CommentReference"/>
-          <w:rFonts w:cs="Mangal"/>
-        </w:rPr>
-        <w:commentReference w:id="158"/>
-      </w:r>
-      <w:commentRangeEnd w:id="159"/>
-      <w:r>
-        <w:rPr>
-          <w:rStyle w:val="CommentReference"/>
-          <w:rFonts w:cs="Mangal"/>
-        </w:rPr>
-        <w:commentReference w:id="159"/>
       </w:r>
       <w:r>
         <w:t>určených pro budoucí rozšíření a datových typů. Dále obsahuje identifikátory komponent zprávy a vysvětlení použití obecných atributů TPEG.</w:t>
@@ -5628,843 +5457,6 @@
     </w:sectPr>
   </w:body>
 </w:document>
-</file>
-
-<file path=word/comments.xml><?xml version="1.0" encoding="utf-8"?>
-<w:comments xmlns:wpc="http://schemas.microsoft.com/office/word/2010/wordprocessingCanvas" xmlns:cx="http://schemas.microsoft.com/office/drawing/2014/chartex" xmlns:cx1="http://schemas.microsoft.com/office/drawing/2015/9/8/chartex" xmlns:mc="http://schemas.openxmlformats.org/markup-compatibility/2006" xmlns:o="urn:schemas-microsoft-com:office:office" xmlns:r="http://schemas.openxmlformats.org/officeDocument/2006/relationships" xmlns:m="http://schemas.openxmlformats.org/officeDocument/2006/math" xmlns:v="urn:schemas-microsoft-com:vml" xmlns:wp14="http://schemas.microsoft.com/office/word/2010/wordprocessingDrawing" xmlns:wp="http://schemas.openxmlformats.org/drawingml/2006/wordprocessingDrawing" xmlns:w10="urn:schemas-microsoft-com:office:word" xmlns:w="http://schemas.openxmlformats.org/wordprocessingml/2006/main" xmlns:w14="http://schemas.microsoft.com/office/word/2010/wordml" xmlns:w15="http://schemas.microsoft.com/office/word/2012/wordml" xmlns:w16se="http://schemas.microsoft.com/office/word/2015/wordml/symex" xmlns:wpg="http://schemas.microsoft.com/office/word/2010/wordprocessingGroup" xmlns:wpi="http://schemas.microsoft.com/office/word/2010/wordprocessingInk" xmlns:wne="http://schemas.microsoft.com/office/word/2006/wordml" xmlns:wps="http://schemas.microsoft.com/office/word/2010/wordprocessingShape" mc:Ignorable="w14 w15 w16se wp14">
-  <w:comment w:id="3" w:author="LenS" w:date="2020-01-22T16:21:00Z" w:initials="LS">
-    <w:p>
-      <w:pPr>
-        <w:pStyle w:val="CommentText"/>
-      </w:pPr>
-      <w:r>
-        <w:rPr>
-          <w:rStyle w:val="CommentReference"/>
-        </w:rPr>
-        <w:annotationRef/>
-      </w:r>
-    </w:p>
-  </w:comment>
-  <w:comment w:id="4" w:author="Petr Bureš" w:date="2020-01-23T10:49:00Z" w:initials="PB">
-    <w:p>
-      <w:pPr>
-        <w:pStyle w:val="CommentText"/>
-      </w:pPr>
-      <w:r>
-        <w:rPr>
-          <w:rStyle w:val="CommentReference"/>
-        </w:rPr>
-        <w:annotationRef/>
-      </w:r>
-      <w:r>
-        <w:t>Viz část 14,15</w:t>
-      </w:r>
-    </w:p>
-  </w:comment>
-  <w:comment w:id="7" w:author="LenS" w:date="2020-01-22T16:24:00Z" w:initials="LS">
-    <w:p>
-      <w:pPr>
-        <w:pStyle w:val="CommentText"/>
-      </w:pPr>
-      <w:r>
-        <w:rPr>
-          <w:rStyle w:val="CommentReference"/>
-        </w:rPr>
-        <w:annotationRef/>
-      </w:r>
-      <w:r>
-        <w:t>Dostupnosti stanic  (v předchozím bodu) nebo různého paliva?</w:t>
-      </w:r>
-    </w:p>
-  </w:comment>
-  <w:comment w:id="8" w:author="Petr Bureš" w:date="2020-01-23T10:50:00Z" w:initials="PB">
-    <w:p>
-      <w:pPr>
-        <w:pStyle w:val="CommentText"/>
-      </w:pPr>
-      <w:r>
-        <w:rPr>
-          <w:rStyle w:val="CommentReference"/>
-        </w:rPr>
-        <w:annotationRef/>
-      </w:r>
-      <w:r>
-        <w:t>OK, doplněno</w:t>
-      </w:r>
-    </w:p>
-  </w:comment>
-  <w:comment w:id="11" w:author="LenS" w:date="2020-01-22T16:25:00Z" w:initials="LS">
-    <w:p>
-      <w:pPr>
-        <w:pStyle w:val="CommentText"/>
-      </w:pPr>
-      <w:r>
-        <w:rPr>
-          <w:rStyle w:val="CommentReference"/>
-        </w:rPr>
-        <w:annotationRef/>
-      </w:r>
-      <w:r>
-        <w:t>CEN/ISO ?</w:t>
-      </w:r>
-    </w:p>
-  </w:comment>
-  <w:comment w:id="12" w:author="Petr Bureš" w:date="2020-01-23T10:51:00Z" w:initials="PB">
-    <w:p>
-      <w:pPr>
-        <w:pStyle w:val="CommentText"/>
-      </w:pPr>
-      <w:r>
-        <w:rPr>
-          <w:rStyle w:val="CommentReference"/>
-        </w:rPr>
-        <w:annotationRef/>
-      </w:r>
-      <w:r>
-        <w:t>OK</w:t>
-      </w:r>
-    </w:p>
-  </w:comment>
-  <w:comment w:id="15" w:author="LenS" w:date="2020-01-22T16:28:00Z" w:initials="LS">
-    <w:p>
-      <w:pPr>
-        <w:pStyle w:val="CommentText"/>
-      </w:pPr>
-    </w:p>
-    <w:p>
-      <w:pPr>
-        <w:pStyle w:val="CommentText"/>
-      </w:pPr>
-      <w:r>
-        <w:rPr>
-          <w:rStyle w:val="CommentReference"/>
-        </w:rPr>
-        <w:annotationRef/>
-      </w:r>
-      <w:r>
-        <w:t xml:space="preserve">stanovuje vs. uvádí, vyjmenovává apod.  </w:t>
-      </w:r>
-    </w:p>
-  </w:comment>
-  <w:comment w:id="16" w:author="Petr Bureš" w:date="2020-01-23T10:52:00Z" w:initials="PB">
-    <w:p>
-      <w:pPr>
-        <w:pStyle w:val="CommentText"/>
-      </w:pPr>
-      <w:r>
-        <w:rPr>
-          <w:rStyle w:val="CommentReference"/>
-        </w:rPr>
-        <w:annotationRef/>
-      </w:r>
-      <w:r>
-        <w:t>mám to takhle všude, podle mne to nevadí.</w:t>
-      </w:r>
-    </w:p>
-  </w:comment>
-  <w:comment w:id="17" w:author="LenS" w:date="2020-01-22T16:48:00Z" w:initials="LS">
-    <w:p>
-      <w:pPr>
-        <w:pStyle w:val="CommentText"/>
-      </w:pPr>
-      <w:r>
-        <w:rPr>
-          <w:rStyle w:val="CommentReference"/>
-        </w:rPr>
-        <w:annotationRef/>
-      </w:r>
-      <w:r>
-        <w:t>doplnit, pls.</w:t>
-      </w:r>
-    </w:p>
-  </w:comment>
-  <w:comment w:id="18" w:author="Petr Bureš" w:date="2020-01-23T10:53:00Z" w:initials="PB">
-    <w:p>
-      <w:pPr>
-        <w:pStyle w:val="CommentText"/>
-      </w:pPr>
-      <w:r>
-        <w:rPr>
-          <w:rStyle w:val="CommentReference"/>
-        </w:rPr>
-        <w:annotationRef/>
-      </w:r>
-      <w:r>
-        <w:t>OK</w:t>
-      </w:r>
-    </w:p>
-  </w:comment>
-  <w:comment w:id="21" w:author="LenS" w:date="2020-01-22T16:29:00Z" w:initials="LS">
-    <w:p>
-      <w:pPr>
-        <w:pStyle w:val="CommentText"/>
-      </w:pPr>
-      <w:r>
-        <w:rPr>
-          <w:rStyle w:val="CommentReference"/>
-        </w:rPr>
-        <w:annotationRef/>
-      </w:r>
-      <w:r>
-        <w:t>prvků</w:t>
-      </w:r>
-    </w:p>
-  </w:comment>
-  <w:comment w:id="22" w:author="Petr Bureš" w:date="2020-01-23T10:53:00Z" w:initials="PB">
-    <w:p>
-      <w:pPr>
-        <w:pStyle w:val="CommentText"/>
-      </w:pPr>
-      <w:r>
-        <w:rPr>
-          <w:rStyle w:val="CommentReference"/>
-        </w:rPr>
-        <w:annotationRef/>
-      </w:r>
-      <w:r>
-        <w:t>OK</w:t>
-      </w:r>
-    </w:p>
-  </w:comment>
-  <w:comment w:id="23" w:author="LenS" w:date="2020-01-22T16:30:00Z" w:initials="LS">
-    <w:p>
-      <w:pPr>
-        <w:pStyle w:val="CommentText"/>
-      </w:pPr>
-      <w:r>
-        <w:rPr>
-          <w:rStyle w:val="CommentReference"/>
-        </w:rPr>
-        <w:annotationRef/>
-      </w:r>
-      <w:r>
-        <w:t>?</w:t>
-      </w:r>
-    </w:p>
-  </w:comment>
-  <w:comment w:id="24" w:author="Petr Bureš" w:date="2020-01-23T10:54:00Z" w:initials="PB">
-    <w:p>
-      <w:pPr>
-        <w:pStyle w:val="CommentText"/>
-      </w:pPr>
-      <w:r>
-        <w:rPr>
-          <w:rStyle w:val="CommentReference"/>
-        </w:rPr>
-        <w:annotationRef/>
-      </w:r>
-      <w:r>
-        <w:t>Lepší?</w:t>
-      </w:r>
-    </w:p>
-  </w:comment>
-  <w:comment w:id="27" w:author="LenS" w:date="2020-01-22T16:29:00Z" w:initials="LS">
-    <w:p>
-      <w:pPr>
-        <w:pStyle w:val="CommentText"/>
-      </w:pPr>
-      <w:r>
-        <w:rPr>
-          <w:rStyle w:val="CommentReference"/>
-        </w:rPr>
-        <w:annotationRef/>
-      </w:r>
-      <w:r>
-        <w:t>způsoby?</w:t>
-      </w:r>
-    </w:p>
-  </w:comment>
-  <w:comment w:id="28" w:author="Petr Bureš" w:date="2020-01-23T10:55:00Z" w:initials="PB">
-    <w:p>
-      <w:pPr>
-        <w:pStyle w:val="CommentText"/>
-      </w:pPr>
-      <w:r>
-        <w:rPr>
-          <w:rStyle w:val="CommentReference"/>
-        </w:rPr>
-        <w:annotationRef/>
-      </w:r>
-      <w:r>
-        <w:t>OK</w:t>
-      </w:r>
-    </w:p>
-  </w:comment>
-  <w:comment w:id="33" w:author="LenS" w:date="2020-01-22T16:35:00Z" w:initials="LS">
-    <w:p>
-      <w:pPr>
-        <w:pStyle w:val="CommentText"/>
-      </w:pPr>
-      <w:r>
-        <w:rPr>
-          <w:rStyle w:val="CommentReference"/>
-        </w:rPr>
-        <w:annotationRef/>
-      </w:r>
-    </w:p>
-    <w:p>
-      <w:pPr>
-        <w:pStyle w:val="CommentText"/>
-      </w:pPr>
-      <w:r>
-        <w:t>značka / obchodní značka</w:t>
-      </w:r>
-    </w:p>
-  </w:comment>
-  <w:comment w:id="34" w:author="Petr Bureš" w:date="2020-01-23T10:55:00Z" w:initials="PB">
-    <w:p>
-      <w:pPr>
-        <w:pStyle w:val="CommentText"/>
-      </w:pPr>
-      <w:r>
-        <w:rPr>
-          <w:rStyle w:val="CommentReference"/>
-        </w:rPr>
-        <w:annotationRef/>
-      </w:r>
-      <w:r>
-        <w:t>OK</w:t>
-      </w:r>
-    </w:p>
-  </w:comment>
-  <w:comment w:id="38" w:author="LenS" w:date="2020-01-22T16:35:00Z" w:initials="LS">
-    <w:p>
-      <w:pPr>
-        <w:pStyle w:val="CommentText"/>
-      </w:pPr>
-      <w:r>
-        <w:rPr>
-          <w:rStyle w:val="CommentReference"/>
-        </w:rPr>
-        <w:annotationRef/>
-      </w:r>
-      <w:r>
-        <w:t>omezení</w:t>
-      </w:r>
-    </w:p>
-  </w:comment>
-  <w:comment w:id="39" w:author="Petr Bureš" w:date="2020-01-23T10:55:00Z" w:initials="PB">
-    <w:p>
-      <w:pPr>
-        <w:pStyle w:val="CommentText"/>
-      </w:pPr>
-      <w:r>
-        <w:rPr>
-          <w:rStyle w:val="CommentReference"/>
-        </w:rPr>
-        <w:annotationRef/>
-      </w:r>
-      <w:r>
-        <w:t>OK</w:t>
-      </w:r>
-    </w:p>
-  </w:comment>
-  <w:comment w:id="50" w:author="LenS" w:date="2020-01-22T16:37:00Z" w:initials="LS">
-    <w:p>
-      <w:pPr>
-        <w:pStyle w:val="CommentText"/>
-      </w:pPr>
-      <w:r>
-        <w:t xml:space="preserve">zavedené nebo </w:t>
-      </w:r>
-      <w:r>
-        <w:rPr>
-          <w:rStyle w:val="CommentReference"/>
-        </w:rPr>
-        <w:annotationRef/>
-      </w:r>
-      <w:r>
-        <w:t>popsané</w:t>
-      </w:r>
-    </w:p>
-  </w:comment>
-  <w:comment w:id="52" w:author="LenS" w:date="2020-01-22T16:38:00Z" w:initials="LS">
-    <w:p>
-      <w:pPr>
-        <w:pStyle w:val="CommentText"/>
-      </w:pPr>
-      <w:r>
-        <w:rPr>
-          <w:rStyle w:val="CommentReference"/>
-        </w:rPr>
-        <w:annotationRef/>
-      </w:r>
-      <w:r>
-        <w:t>nechybí něco?</w:t>
-      </w:r>
-    </w:p>
-  </w:comment>
-  <w:comment w:id="53" w:author="Petr Bureš" w:date="2020-01-23T10:56:00Z" w:initials="PB">
-    <w:p>
-      <w:pPr>
-        <w:pStyle w:val="CommentText"/>
-      </w:pPr>
-      <w:r>
-        <w:rPr>
-          <w:rStyle w:val="CommentReference"/>
-        </w:rPr>
-        <w:annotationRef/>
-      </w:r>
-      <w:r>
-        <w:t>Vztahuje se k obsahu sloupce pod tím, je to takto lepší?</w:t>
-      </w:r>
-    </w:p>
-  </w:comment>
-  <w:comment w:id="62" w:author="LenS" w:date="2020-01-22T16:39:00Z" w:initials="LS">
-    <w:p>
-      <w:pPr>
-        <w:pStyle w:val="CommentText"/>
-      </w:pPr>
-      <w:r>
-        <w:rPr>
-          <w:rStyle w:val="CommentReference"/>
-        </w:rPr>
-        <w:annotationRef/>
-      </w:r>
-    </w:p>
-  </w:comment>
-  <w:comment w:id="63" w:author="Petr Bureš" w:date="2020-01-23T10:57:00Z" w:initials="PB">
-    <w:p>
-      <w:pPr>
-        <w:pStyle w:val="CommentText"/>
-      </w:pPr>
-      <w:r>
-        <w:rPr>
-          <w:rStyle w:val="CommentReference"/>
-        </w:rPr>
-        <w:annotationRef/>
-      </w:r>
-      <w:r>
-        <w:t>Ano tak to je, smazal jsem vykřičník, ať to nemate</w:t>
-      </w:r>
-    </w:p>
-  </w:comment>
-  <w:comment w:id="69" w:author="LenS" w:date="2020-01-22T16:39:00Z" w:initials="LS">
-    <w:p>
-      <w:pPr>
-        <w:pStyle w:val="CommentText"/>
-      </w:pPr>
-      <w:r>
-        <w:rPr>
-          <w:rStyle w:val="CommentReference"/>
-        </w:rPr>
-        <w:annotationRef/>
-      </w:r>
-    </w:p>
-  </w:comment>
-  <w:comment w:id="70" w:author="Petr Bureš" w:date="2020-01-23T10:58:00Z" w:initials="PB">
-    <w:p>
-      <w:pPr>
-        <w:pStyle w:val="CommentText"/>
-      </w:pPr>
-      <w:r>
-        <w:rPr>
-          <w:rStyle w:val="CommentReference"/>
-        </w:rPr>
-        <w:annotationRef/>
-      </w:r>
-      <w:r>
-        <w:t>OK</w:t>
-      </w:r>
-    </w:p>
-  </w:comment>
-  <w:comment w:id="75" w:author="LenS" w:date="2020-01-22T16:39:00Z" w:initials="LS">
-    <w:p>
-      <w:pPr>
-        <w:pStyle w:val="CommentText"/>
-      </w:pPr>
-      <w:r>
-        <w:rPr>
-          <w:rStyle w:val="CommentReference"/>
-        </w:rPr>
-        <w:annotationRef/>
-      </w:r>
-      <w:r>
-        <w:t>vykřičník ?</w:t>
-      </w:r>
-    </w:p>
-  </w:comment>
-  <w:comment w:id="76" w:author="Petr Bureš" w:date="2020-01-23T10:58:00Z" w:initials="PB">
-    <w:p>
-      <w:pPr>
-        <w:pStyle w:val="CommentText"/>
-      </w:pPr>
-      <w:r>
-        <w:rPr>
-          <w:rStyle w:val="CommentReference"/>
-        </w:rPr>
-        <w:annotationRef/>
-      </w:r>
-      <w:r>
-        <w:t>Ano tak to je, smazal jsem vykřičník, ať to nemate</w:t>
-      </w:r>
-    </w:p>
-    <w:p>
-      <w:pPr>
-        <w:pStyle w:val="CommentText"/>
-      </w:pPr>
-    </w:p>
-  </w:comment>
-  <w:comment w:id="78" w:author="LenS" w:date="2020-01-22T16:46:00Z" w:initials="LS">
-    <w:p>
-      <w:pPr>
-        <w:pStyle w:val="CommentText"/>
-      </w:pPr>
-      <w:r>
-        <w:rPr>
-          <w:rStyle w:val="CommentReference"/>
-        </w:rPr>
-        <w:annotationRef/>
-      </w:r>
-      <w:r>
-        <w:t>čerpací stanici?</w:t>
-      </w:r>
-    </w:p>
-  </w:comment>
-  <w:comment w:id="79" w:author="Petr Bureš" w:date="2020-01-23T11:00:00Z" w:initials="PB">
-    <w:p>
-      <w:pPr>
-        <w:pStyle w:val="CommentText"/>
-      </w:pPr>
-      <w:r>
-        <w:rPr>
-          <w:rStyle w:val="CommentReference"/>
-        </w:rPr>
-        <w:annotationRef/>
-      </w:r>
-      <w:r>
-        <w:t>OK</w:t>
-      </w:r>
-    </w:p>
-  </w:comment>
-  <w:comment w:id="81" w:author="LenS" w:date="2020-01-22T16:46:00Z" w:initials="LS">
-    <w:p>
-      <w:pPr>
-        <w:pStyle w:val="CommentText"/>
-      </w:pPr>
-      <w:r>
-        <w:rPr>
-          <w:rStyle w:val="CommentReference"/>
-        </w:rPr>
-        <w:annotationRef/>
-      </w:r>
-      <w:r>
-        <w:rPr>
-          <w:rStyle w:val="CommentReference"/>
-        </w:rPr>
-        <w:t>poloha čerpací stanice?</w:t>
-      </w:r>
-    </w:p>
-  </w:comment>
-  <w:comment w:id="82" w:author="Petr Bureš" w:date="2020-01-23T11:00:00Z" w:initials="PB">
-    <w:p>
-      <w:pPr>
-        <w:pStyle w:val="CommentText"/>
-      </w:pPr>
-      <w:r>
-        <w:rPr>
-          <w:rStyle w:val="CommentReference"/>
-        </w:rPr>
-        <w:annotationRef/>
-      </w:r>
-      <w:r>
-        <w:t>OK … doplněno i jinde v tabulce</w:t>
-      </w:r>
-    </w:p>
-  </w:comment>
-  <w:comment w:id="86" w:author="LenS" w:date="2020-01-22T16:45:00Z" w:initials="LS">
-    <w:p>
-      <w:pPr>
-        <w:pStyle w:val="CommentText"/>
-      </w:pPr>
-      <w:r>
-        <w:rPr>
-          <w:rStyle w:val="CommentReference"/>
-        </w:rPr>
-        <w:annotationRef/>
-      </w:r>
-      <w:r>
-        <w:t>čerpací ?</w:t>
-      </w:r>
-    </w:p>
-  </w:comment>
-  <w:comment w:id="87" w:author="Petr Bureš" w:date="2020-01-23T10:59:00Z" w:initials="PB">
-    <w:p>
-      <w:pPr>
-        <w:pStyle w:val="CommentText"/>
-      </w:pPr>
-      <w:r>
-        <w:rPr>
-          <w:rStyle w:val="CommentReference"/>
-        </w:rPr>
-        <w:annotationRef/>
-      </w:r>
-      <w:r>
-        <w:t>OK</w:t>
-      </w:r>
-    </w:p>
-  </w:comment>
-  <w:comment w:id="89" w:author="LenS" w:date="2020-01-22T16:42:00Z" w:initials="LS">
-    <w:p>
-      <w:pPr>
-        <w:pStyle w:val="CommentText"/>
-      </w:pPr>
-      <w:r>
-        <w:rPr>
-          <w:rStyle w:val="CommentReference"/>
-        </w:rPr>
-        <w:annotationRef/>
-      </w:r>
-      <w:r>
-        <w:t>co znamená velké písmeno?</w:t>
-      </w:r>
-    </w:p>
-  </w:comment>
-  <w:comment w:id="92" w:author="LenS" w:date="2020-01-22T16:42:00Z" w:initials="LS">
-    <w:p>
-      <w:pPr>
-        <w:pStyle w:val="CommentText"/>
-      </w:pPr>
-      <w:r>
-        <w:rPr>
-          <w:rStyle w:val="CommentReference"/>
-        </w:rPr>
-        <w:annotationRef/>
-      </w:r>
-      <w:r>
-        <w:t>specifikace datového typu?</w:t>
-      </w:r>
-    </w:p>
-  </w:comment>
-  <w:comment w:id="93" w:author="Petr Bureš" w:date="2020-01-23T11:01:00Z" w:initials="PB">
-    <w:p>
-      <w:pPr>
-        <w:pStyle w:val="CommentText"/>
-      </w:pPr>
-      <w:r>
-        <w:rPr>
-          <w:rStyle w:val="CommentReference"/>
-        </w:rPr>
-        <w:annotationRef/>
-      </w:r>
-      <w:r>
-        <w:t>Ne, vztahuje se k obsahu tabulky</w:t>
-      </w:r>
-    </w:p>
-  </w:comment>
-  <w:comment w:id="132" w:author="LenS" w:date="2020-01-22T16:49:00Z" w:initials="LS">
-    <w:p>
-      <w:pPr>
-        <w:pStyle w:val="CommentText"/>
-      </w:pPr>
-      <w:r>
-        <w:rPr>
-          <w:rStyle w:val="CommentReference"/>
-        </w:rPr>
-        <w:annotationRef/>
-      </w:r>
-      <w:r>
-        <w:t>úseku</w:t>
-      </w:r>
-    </w:p>
-  </w:comment>
-  <w:comment w:id="133" w:author="Petr Bureš" w:date="2020-01-23T11:03:00Z" w:initials="PB">
-    <w:p>
-      <w:pPr>
-        <w:pStyle w:val="CommentText"/>
-      </w:pPr>
-      <w:r>
-        <w:rPr>
-          <w:rStyle w:val="CommentReference"/>
-        </w:rPr>
-        <w:annotationRef/>
-      </w:r>
-      <w:r>
-        <w:t>OK</w:t>
-      </w:r>
-    </w:p>
-  </w:comment>
-  <w:comment w:id="141" w:author="LenS" w:date="2020-01-22T16:50:00Z" w:initials="LS">
-    <w:p>
-      <w:pPr>
-        <w:pStyle w:val="CommentText"/>
-      </w:pPr>
-      <w:r>
-        <w:rPr>
-          <w:rStyle w:val="CommentReference"/>
-        </w:rPr>
-        <w:annotationRef/>
-      </w:r>
-      <w:r>
-        <w:t>uvedených</w:t>
-      </w:r>
-    </w:p>
-  </w:comment>
-  <w:comment w:id="142" w:author="Petr Bureš" w:date="2020-01-23T11:04:00Z" w:initials="PB">
-    <w:p>
-      <w:pPr>
-        <w:pStyle w:val="CommentText"/>
-      </w:pPr>
-      <w:r>
-        <w:rPr>
-          <w:rStyle w:val="CommentReference"/>
-        </w:rPr>
-        <w:annotationRef/>
-      </w:r>
-      <w:r>
-        <w:t>ne jsou stanovené, norma je totiž stanovuje,,neuvádí je.</w:t>
-      </w:r>
-    </w:p>
-  </w:comment>
-  <w:comment w:id="149" w:author="LenS" w:date="2020-01-22T16:50:00Z" w:initials="LS">
-    <w:p>
-      <w:pPr>
-        <w:pStyle w:val="CommentText"/>
-      </w:pPr>
-      <w:r>
-        <w:rPr>
-          <w:rStyle w:val="CommentReference"/>
-        </w:rPr>
-        <w:annotationRef/>
-      </w:r>
-      <w:r>
-        <w:t>uvedené</w:t>
-      </w:r>
-    </w:p>
-  </w:comment>
-  <w:comment w:id="150" w:author="Petr Bureš" w:date="2020-01-23T11:04:00Z" w:initials="PB">
-    <w:p>
-      <w:pPr>
-        <w:pStyle w:val="CommentText"/>
-      </w:pPr>
-      <w:r>
-        <w:rPr>
-          <w:rStyle w:val="CommentReference"/>
-        </w:rPr>
-        <w:annotationRef/>
-      </w:r>
-      <w:r>
-        <w:t>viz výše</w:t>
-      </w:r>
-    </w:p>
-  </w:comment>
-  <w:comment w:id="158" w:author="LenS" w:date="2020-01-22T16:51:00Z" w:initials="LS">
-    <w:p>
-      <w:pPr>
-        <w:pStyle w:val="CommentText"/>
-      </w:pPr>
-      <w:r>
-        <w:rPr>
-          <w:rStyle w:val="CommentReference"/>
-        </w:rPr>
-        <w:annotationRef/>
-      </w:r>
-      <w:r>
-        <w:t>prvků</w:t>
-      </w:r>
-    </w:p>
-  </w:comment>
-  <w:comment w:id="159" w:author="Petr Bureš" w:date="2020-01-23T11:04:00Z" w:initials="PB">
-    <w:p>
-      <w:pPr>
-        <w:pStyle w:val="CommentText"/>
-      </w:pPr>
-      <w:r>
-        <w:rPr>
-          <w:rStyle w:val="CommentReference"/>
-        </w:rPr>
-        <w:annotationRef/>
-      </w:r>
-      <w:r>
-        <w:t>OK</w:t>
-      </w:r>
-    </w:p>
-  </w:comment>
-  <w:comment w:id="160" w:author="LenS" w:date="2020-01-22T16:52:00Z" w:initials="LS">
-    <w:p>
-      <w:pPr>
-        <w:pStyle w:val="CommentText"/>
-      </w:pPr>
-      <w:r>
-        <w:rPr>
-          <w:rStyle w:val="CommentReference"/>
-        </w:rPr>
-        <w:annotationRef/>
-      </w:r>
-    </w:p>
-  </w:comment>
-  <w:comment w:id="161" w:author="Petr Bureš" w:date="2020-01-23T11:05:00Z" w:initials="PB">
-    <w:p>
-      <w:pPr>
-        <w:pStyle w:val="CommentText"/>
-      </w:pPr>
-      <w:r>
-        <w:rPr>
-          <w:rStyle w:val="CommentReference"/>
-        </w:rPr>
-        <w:annotationRef/>
-      </w:r>
-      <w:r>
-        <w:t>OK</w:t>
-      </w:r>
-      <w:bookmarkStart w:id="162" w:name="_GoBack"/>
-      <w:bookmarkEnd w:id="162"/>
-    </w:p>
-  </w:comment>
-</w:comments>
-</file>
-
-<file path=word/commentsExtended.xml><?xml version="1.0" encoding="utf-8"?>
-<w15:commentsEx xmlns:wpc="http://schemas.microsoft.com/office/word/2010/wordprocessingCanvas" xmlns:cx="http://schemas.microsoft.com/office/drawing/2014/chartex" xmlns:cx1="http://schemas.microsoft.com/office/drawing/2015/9/8/chartex" xmlns:mc="http://schemas.openxmlformats.org/markup-compatibility/2006" xmlns:o="urn:schemas-microsoft-com:office:office" xmlns:r="http://schemas.openxmlformats.org/officeDocument/2006/relationships" xmlns:m="http://schemas.openxmlformats.org/officeDocument/2006/math" xmlns:v="urn:schemas-microsoft-com:vml" xmlns:wp14="http://schemas.microsoft.com/office/word/2010/wordprocessingDrawing" xmlns:wp="http://schemas.openxmlformats.org/drawingml/2006/wordprocessingDrawing" xmlns:w10="urn:schemas-microsoft-com:office:word" xmlns:w="http://schemas.openxmlformats.org/wordprocessingml/2006/main" xmlns:w14="http://schemas.microsoft.com/office/word/2010/wordml" xmlns:w15="http://schemas.microsoft.com/office/word/2012/wordml" xmlns:w16se="http://schemas.microsoft.com/office/word/2015/wordml/symex" xmlns:wpg="http://schemas.microsoft.com/office/word/2010/wordprocessingGroup" xmlns:wpi="http://schemas.microsoft.com/office/word/2010/wordprocessingInk" xmlns:wne="http://schemas.microsoft.com/office/word/2006/wordml" xmlns:wps="http://schemas.microsoft.com/office/word/2010/wordprocessingShape" mc:Ignorable="w14 w15 w16se wp14">
-  <w15:commentEx w15:paraId="3C69C09C" w15:done="0"/>
-  <w15:commentEx w15:paraId="400EE8D4" w15:paraIdParent="3C69C09C" w15:done="0"/>
-  <w15:commentEx w15:paraId="1706E3C9" w15:done="0"/>
-  <w15:commentEx w15:paraId="7E5D5688" w15:paraIdParent="1706E3C9" w15:done="0"/>
-  <w15:commentEx w15:paraId="5DCD884E" w15:done="0"/>
-  <w15:commentEx w15:paraId="30F2FD91" w15:paraIdParent="5DCD884E" w15:done="0"/>
-  <w15:commentEx w15:paraId="2BC1CA97" w15:done="0"/>
-  <w15:commentEx w15:paraId="4485BD60" w15:paraIdParent="2BC1CA97" w15:done="0"/>
-  <w15:commentEx w15:paraId="59BEE065" w15:done="0"/>
-  <w15:commentEx w15:paraId="0AB35857" w15:paraIdParent="59BEE065" w15:done="0"/>
-  <w15:commentEx w15:paraId="1D50A653" w15:done="0"/>
-  <w15:commentEx w15:paraId="3A0971C7" w15:paraIdParent="1D50A653" w15:done="0"/>
-  <w15:commentEx w15:paraId="175EBEE7" w15:done="0"/>
-  <w15:commentEx w15:paraId="28CE7511" w15:paraIdParent="175EBEE7" w15:done="0"/>
-  <w15:commentEx w15:paraId="136DDC27" w15:done="0"/>
-  <w15:commentEx w15:paraId="78A388E0" w15:paraIdParent="136DDC27" w15:done="0"/>
-  <w15:commentEx w15:paraId="4DE07147" w15:done="0"/>
-  <w15:commentEx w15:paraId="36668876" w15:paraIdParent="4DE07147" w15:done="0"/>
-  <w15:commentEx w15:paraId="168DDE47" w15:done="0"/>
-  <w15:commentEx w15:paraId="5B95013D" w15:paraIdParent="168DDE47" w15:done="0"/>
-  <w15:commentEx w15:paraId="7E5D6AE1" w15:done="0"/>
-  <w15:commentEx w15:paraId="60DA4541" w15:done="0"/>
-  <w15:commentEx w15:paraId="309FB0D8" w15:paraIdParent="60DA4541" w15:done="0"/>
-  <w15:commentEx w15:paraId="79502D53" w15:done="0"/>
-  <w15:commentEx w15:paraId="13E7C7B6" w15:paraIdParent="79502D53" w15:done="0"/>
-  <w15:commentEx w15:paraId="3DE53CA7" w15:done="0"/>
-  <w15:commentEx w15:paraId="1E549A9A" w15:paraIdParent="3DE53CA7" w15:done="0"/>
-  <w15:commentEx w15:paraId="2EBBC7CF" w15:done="0"/>
-  <w15:commentEx w15:paraId="478149AE" w15:paraIdParent="2EBBC7CF" w15:done="0"/>
-  <w15:commentEx w15:paraId="45F461B7" w15:done="0"/>
-  <w15:commentEx w15:paraId="652A39D9" w15:paraIdParent="45F461B7" w15:done="0"/>
-  <w15:commentEx w15:paraId="4B558A96" w15:done="0"/>
-  <w15:commentEx w15:paraId="1FC814BF" w15:paraIdParent="4B558A96" w15:done="0"/>
-  <w15:commentEx w15:paraId="2BB285EB" w15:done="0"/>
-  <w15:commentEx w15:paraId="7AC851A6" w15:paraIdParent="2BB285EB" w15:done="0"/>
-  <w15:commentEx w15:paraId="71F13FDE" w15:done="0"/>
-  <w15:commentEx w15:paraId="4F2C1D83" w15:done="0"/>
-  <w15:commentEx w15:paraId="1B7C5BD5" w15:paraIdParent="4F2C1D83" w15:done="0"/>
-  <w15:commentEx w15:paraId="2478F163" w15:done="0"/>
-  <w15:commentEx w15:paraId="59914B57" w15:paraIdParent="2478F163" w15:done="0"/>
-  <w15:commentEx w15:paraId="249F9400" w15:done="0"/>
-  <w15:commentEx w15:paraId="26DA6CAD" w15:paraIdParent="249F9400" w15:done="0"/>
-  <w15:commentEx w15:paraId="18FD80C5" w15:done="0"/>
-  <w15:commentEx w15:paraId="78CF661B" w15:paraIdParent="18FD80C5" w15:done="0"/>
-  <w15:commentEx w15:paraId="5041C4F4" w15:done="0"/>
-  <w15:commentEx w15:paraId="75A56C19" w15:paraIdParent="5041C4F4" w15:done="0"/>
-  <w15:commentEx w15:paraId="062DB81C" w15:done="0"/>
-  <w15:commentEx w15:paraId="52DF44B1" w15:paraIdParent="062DB81C" w15:done="0"/>
-</w15:commentsEx>
 </file>
 
 <file path=word/endnotes.xml><?xml version="1.0" encoding="utf-8"?>
@@ -8445,14 +7437,6 @@
     <w:abstractNumId w:val="15"/>
   </w:num>
 </w:numbering>
-</file>
-
-<file path=word/people.xml><?xml version="1.0" encoding="utf-8"?>
-<w15:people xmlns:wpc="http://schemas.microsoft.com/office/word/2010/wordprocessingCanvas" xmlns:cx="http://schemas.microsoft.com/office/drawing/2014/chartex" xmlns:cx1="http://schemas.microsoft.com/office/drawing/2015/9/8/chartex" xmlns:mc="http://schemas.openxmlformats.org/markup-compatibility/2006" xmlns:o="urn:schemas-microsoft-com:office:office" xmlns:r="http://schemas.openxmlformats.org/officeDocument/2006/relationships" xmlns:m="http://schemas.openxmlformats.org/officeDocument/2006/math" xmlns:v="urn:schemas-microsoft-com:vml" xmlns:wp14="http://schemas.microsoft.com/office/word/2010/wordprocessingDrawing" xmlns:wp="http://schemas.openxmlformats.org/drawingml/2006/wordprocessingDrawing" xmlns:w10="urn:schemas-microsoft-com:office:word" xmlns:w="http://schemas.openxmlformats.org/wordprocessingml/2006/main" xmlns:w14="http://schemas.microsoft.com/office/word/2010/wordml" xmlns:w15="http://schemas.microsoft.com/office/word/2012/wordml" xmlns:w16se="http://schemas.microsoft.com/office/word/2015/wordml/symex" xmlns:wpg="http://schemas.microsoft.com/office/word/2010/wordprocessingGroup" xmlns:wpi="http://schemas.microsoft.com/office/word/2010/wordprocessingInk" xmlns:wne="http://schemas.microsoft.com/office/word/2006/wordml" xmlns:wps="http://schemas.microsoft.com/office/word/2010/wordprocessingShape" mc:Ignorable="w14 w15 w16se wp14">
-  <w15:person w15:author="Petr Bureš">
-    <w15:presenceInfo w15:providerId="Windows Live" w15:userId="44c2ca306ed1fb5a"/>
-  </w15:person>
-</w15:people>
 </file>
 
 <file path=word/styles.xml><?xml version="1.0" encoding="utf-8"?>

--- a/extrakty/doc/TC278WG4/extract_21219-16_(2020).docx
+++ b/extrakty/doc/TC278WG4/extract_21219-16_(2020).docx
@@ -304,9 +304,6 @@
     </w:p>
     <w:p>
       <w:r>
-        <w:rPr>
-          <w:i/>
-        </w:rPr>
         <w:t xml:space="preserve">Poznámka: Extrakt uvádí vybrané kapitoly popisovaného dokumentu a přejímá původní číslování kapitol.</w:t>
       </w:r>
     </w:p>
@@ -363,7 +360,7 @@
       <w:bookmarkStart w:id="6" w:name="_1t3h5sf"/>
       <w:bookmarkEnd w:id="6"/>
       <w:r>
-        <w:t>1 Předmět</w:t>
+        <w:t xml:space="preserve">1 Předmět normy</w:t>
       </w:r>
     </w:p>
     <w:p>
@@ -414,6 +411,11 @@
       </w:r>
       <w:r>
         <w:t xml:space="preserve">čerpací stanice i s jejími alternativními anglickými názvy. </w:t>
+      </w:r>
+    </w:p>
+    <w:p>
+      <w:r>
+        <w:t xml:space="preserve">Další termíny a zkratky z oboru ITS jsou obsaženy ve slovníku ITS terminology.</w:t>
       </w:r>
     </w:p>
     <w:p>
@@ -426,7 +428,7 @@
       <w:bookmarkEnd w:id="14"/>
       <w:r>
         <w:lastRenderedPageBreak/>
-        <w:t>4 Zkratky</w:t>
+        <w:t xml:space="preserve">4 Symboly a zkratky</w:t>
       </w:r>
     </w:p>
     <w:p>
@@ -557,6 +559,11 @@
           <w:i/>
         </w:rPr>
         <w:t xml:space="preserve">(Fuel Price Information)</w:t>
+      </w:r>
+    </w:p>
+    <w:p>
+      <w:r>
+        <w:t xml:space="preserve">Další termíny a zkratky z oboru ITS jsou obsaženy ve slovníku ITS terminology (www.ITSterminology.org).</w:t>
       </w:r>
     </w:p>
     <w:p>

--- a/extrakty/doc/TC278WG4/extract_21219-16_(2020).docx
+++ b/extrakty/doc/TC278WG4/extract_21219-16_(2020).docx
@@ -215,7 +215,7 @@
                 <w:sz w:val="28"/>
                 <w:szCs w:val="28"/>
               </w:rPr>
-              <w:t>01 8388</w:t>
+              <w:t xml:space="preserve"/>
             </w:r>
           </w:p>
         </w:tc>
@@ -236,35 +236,35 @@
           <w:sz w:val="28"/>
           <w:szCs w:val="28"/>
         </w:rPr>
-        <w:t>Vydána</w:t>
+        <w:t xml:space="preserve">Vydána 2016, 62 stran</w:t>
       </w:r>
       <w:r>
         <w:rPr>
           <w:sz w:val="28"/>
           <w:szCs w:val="28"/>
         </w:rPr>
-        <w:t xml:space="preserve"> 2016</w:t>
+        <w:t xml:space="preserve"/>
       </w:r>
       <w:r>
         <w:rPr>
           <w:sz w:val="28"/>
           <w:szCs w:val="28"/>
         </w:rPr>
-        <w:t xml:space="preserve">, </w:t>
+        <w:t xml:space="preserve"/>
       </w:r>
       <w:r>
         <w:rPr>
           <w:sz w:val="28"/>
           <w:szCs w:val="28"/>
         </w:rPr>
-        <w:t>76</w:t>
+        <w:t/>
       </w:r>
       <w:r>
         <w:rPr>
           <w:sz w:val="28"/>
           <w:szCs w:val="28"/>
         </w:rPr>
-        <w:t xml:space="preserve"> stran</w:t>
+        <w:t xml:space="preserve"/>
       </w:r>
     </w:p>
     <w:p>
